--- a/documentacion/Plan_StarNutri.docx
+++ b/documentacion/Plan_StarNutri.docx
@@ -95,21 +95,7 @@
           <w:rFonts w:asciiTheme="majorHAnsi" w:eastAsia="Calibri" w:hAnsiTheme="majorHAnsi" w:cstheme="majorHAnsi"/>
           <w:sz w:val="44"/>
         </w:rPr>
-        <w:t>S</w:t>
-      </w:r>
-      <w:r>
-        <w:rPr>
-          <w:rFonts w:asciiTheme="majorHAnsi" w:eastAsia="Calibri" w:hAnsiTheme="majorHAnsi" w:cstheme="majorHAnsi"/>
-          <w:sz w:val="44"/>
-        </w:rPr>
-        <w:t>tarNutri</w:t>
-      </w:r>
-      <w:r>
-        <w:rPr>
-          <w:rFonts w:asciiTheme="majorHAnsi" w:eastAsia="Calibri" w:hAnsiTheme="majorHAnsi" w:cstheme="majorHAnsi"/>
-          <w:sz w:val="44"/>
-        </w:rPr>
-        <w:t xml:space="preserve"> </w:t>
+        <w:t xml:space="preserve">StarNutri </w:t>
       </w:r>
     </w:p>
     <w:p>
@@ -574,245 +560,13 @@
     </w:p>
     <w:p>
       <w:pPr>
-        <w:pStyle w:val="Ttulo1"/>
-      </w:pPr>
-      <w:r>
-        <w:rPr>
-          <w:color w:val="auto"/>
-        </w:rPr>
-        <w:t>4. Principio de Mínimo Privilegio</w:t>
-      </w:r>
-    </w:p>
-    <w:p>
-      <w:r>
-        <w:t>Limitar los permisos de cada usuario únicamente a las funciones necesarias.</w:t>
-      </w:r>
-    </w:p>
-    <w:p>
-      <w:pPr>
-        <w:pStyle w:val="Listaconvietas"/>
-      </w:pPr>
-      <w:r>
-        <w:t>Actividades de implementación:</w:t>
-      </w:r>
-    </w:p>
-    <w:p>
-      <w:pPr>
-        <w:pStyle w:val="Listaconvietas2"/>
-      </w:pPr>
-      <w:r>
-        <w:t>Asignar permisos según el tipo de usuario.</w:t>
-      </w:r>
-    </w:p>
-    <w:p>
-      <w:pPr>
-        <w:pStyle w:val="Listaconvietas2"/>
-      </w:pPr>
-      <w:r>
-        <w:t>Restringir lectura y escritura únicamente a datos propios.</w:t>
-      </w:r>
-    </w:p>
-    <w:p>
-      <w:pPr>
-        <w:pStyle w:val="Listaconvietas2"/>
-      </w:pPr>
-      <w:r>
-        <w:t>Separar privilegios administrativos y de visualización.</w:t>
-      </w:r>
-    </w:p>
-    <w:p>
-      <w:pPr>
-        <w:pStyle w:val="Listaconvietas2"/>
-      </w:pPr>
-      <w:r>
-        <w:t>Validar permisos desde Firestore y no solo desde la interfaz.</w:t>
-      </w:r>
-    </w:p>
-    <w:p>
-      <w:pPr>
-        <w:pStyle w:val="Listaconvietas2"/>
-      </w:pPr>
-      <w:r>
-        <w:t>Limitar acceso a documentos y perfiles.</w:t>
-      </w:r>
-    </w:p>
-    <w:p>
-      <w:pPr>
-        <w:pStyle w:val="Ttulo1"/>
-        <w:rPr>
-          <w:color w:val="auto"/>
-        </w:rPr>
-      </w:pPr>
-      <w:r>
-        <w:rPr>
-          <w:color w:val="auto"/>
-        </w:rPr>
-        <w:t>5. Manejo de Errores y Excepciones</w:t>
-      </w:r>
-    </w:p>
-    <w:p>
-      <w:r>
-        <w:t>Evitar fugas de información sensible y garantizar estabilidad.</w:t>
-      </w:r>
-    </w:p>
-    <w:p>
-      <w:pPr>
-        <w:pStyle w:val="Listaconvietas"/>
-      </w:pPr>
-      <w:r>
-        <w:t>Actividades de implementación:</w:t>
-      </w:r>
-    </w:p>
-    <w:p>
-      <w:pPr>
-        <w:pStyle w:val="Listaconvietas2"/>
-      </w:pPr>
-      <w:r>
-        <w:t>Mostrar mensajes genéricos al usuario.</w:t>
-      </w:r>
-    </w:p>
-    <w:p>
-      <w:pPr>
-        <w:pStyle w:val="Listaconvietas2"/>
-      </w:pPr>
-      <w:r>
-        <w:t>Registrar errores técnicos únicamente en logs internos.</w:t>
-      </w:r>
-    </w:p>
-    <w:p>
-      <w:pPr>
-        <w:pStyle w:val="Listaconvietas2"/>
-      </w:pPr>
-      <w:r>
-        <w:t>Evitar mostrar rutas internas, consultas o tokens.</w:t>
-      </w:r>
-    </w:p>
-    <w:p>
-      <w:pPr>
-        <w:pStyle w:val="Listaconvietas2"/>
-      </w:pPr>
-      <w:r>
-        <w:t>Crear mecanismos de recuperación ante fallos.</w:t>
-      </w:r>
-    </w:p>
-    <w:p>
-      <w:pPr>
-        <w:pStyle w:val="Ttulo1"/>
-        <w:rPr>
-          <w:color w:val="auto"/>
-        </w:rPr>
-      </w:pPr>
-      <w:r>
-        <w:rPr>
-          <w:color w:val="auto"/>
-        </w:rPr>
-        <w:t>6. Actualización Constante</w:t>
-      </w:r>
-    </w:p>
-    <w:p>
-      <w:r>
-        <w:t>Mantener protegida la aplicación frente a nuevas vulnerabilidades.</w:t>
-      </w:r>
-    </w:p>
-    <w:p>
-      <w:pPr>
-        <w:pStyle w:val="Listaconvietas"/>
-      </w:pPr>
-      <w:r>
-        <w:t>Actividades de implementación:</w:t>
-      </w:r>
-    </w:p>
-    <w:p>
-      <w:pPr>
-        <w:pStyle w:val="Listaconvietas2"/>
-      </w:pPr>
-      <w:r>
-        <w:t>Corregir librerías obsoletas.</w:t>
-      </w:r>
-    </w:p>
-    <w:p>
-      <w:pPr>
-        <w:pStyle w:val="Listaconvietas2"/>
-      </w:pPr>
-      <w:r>
-        <w:t>Monitorear vulnerabilidades conocidas.</w:t>
-      </w:r>
-    </w:p>
-    <w:p>
-      <w:pPr>
-        <w:pStyle w:val="Listaconvietas2"/>
-      </w:pPr>
-      <w:r>
-        <w:t>Realizar pruebas periódicas de seguridad.</w:t>
-      </w:r>
-    </w:p>
-    <w:p>
-      <w:pPr>
         <w:pStyle w:val="Listaconvietas2"/>
         <w:numPr>
           <w:ilvl w:val="0"/>
           <w:numId w:val="0"/>
         </w:numPr>
-      </w:pPr>
-    </w:p>
-    <w:p>
-      <w:pPr>
-        <w:pStyle w:val="Ttulo1"/>
-        <w:rPr>
-          <w:color w:val="auto"/>
-        </w:rPr>
-      </w:pPr>
-      <w:r>
-        <w:rPr>
-          <w:color w:val="auto"/>
-        </w:rPr>
-        <w:t>7. Uso de Conexiones Seguras (TLS y Certificados)</w:t>
-      </w:r>
-    </w:p>
-    <w:p>
-      <w:r>
-        <w:t>Proteger la comunicación entre cliente y servidor.</w:t>
-      </w:r>
-    </w:p>
-    <w:p>
-      <w:pPr>
-        <w:pStyle w:val="Listaconvietas"/>
-      </w:pPr>
-      <w:r>
-        <w:t>Actividades de implementación:</w:t>
-      </w:r>
-    </w:p>
-    <w:p>
-      <w:pPr>
-        <w:pStyle w:val="Listaconvietas2"/>
-      </w:pPr>
-      <w:r>
-        <w:t>Utilizar HTTPS en todas las comunicaciones.</w:t>
-      </w:r>
-    </w:p>
-    <w:p>
-      <w:pPr>
-        <w:pStyle w:val="Listaconvietas2"/>
-      </w:pPr>
-      <w:r>
-        <w:t>Evitar conexiones HTTP inseguras.</w:t>
-      </w:r>
-    </w:p>
-    <w:p>
-      <w:pPr>
-        <w:pStyle w:val="Listaconvietas2"/>
-      </w:pPr>
-      <w:r>
-        <w:t>Proteger intercambio de tokens.</w:t>
-      </w:r>
-    </w:p>
-    <w:p>
-      <w:pPr>
-        <w:pStyle w:val="Listaconvietas2"/>
-      </w:pPr>
-      <w:r>
-        <w:t>Configurar políticas seguras de conexión.</w:t>
-      </w:r>
+        <w:ind w:left="720"/>
+      </w:pPr>
     </w:p>
     <w:p>
       <w:pPr>
@@ -1842,6 +1596,7 @@
   <w:style w:type="character" w:default="1" w:styleId="Fuentedeprrafopredeter">
     <w:name w:val="Default Paragraph Font"/>
     <w:uiPriority w:val="1"/>
+    <w:semiHidden/>
     <w:unhideWhenUsed/>
   </w:style>
   <w:style w:type="table" w:default="1" w:styleId="Tablanormal">
